--- a/Toy_Instructions/Sound_Movement_Light/Dimple_Peek_a_Boo_Elephant_Bunny/Dimple_Peek_a_Boo_Elephant_Bunny_Maker_Guide.docx
+++ b/Toy_Instructions/Sound_Movement_Light/Dimple_Peek_a_Boo_Elephant_Bunny/Dimple_Peek_a_Boo_Elephant_Bunny_Maker_Guide.docx
@@ -29,15 +29,15 @@
         <w:tblLook w:val="04A0" w:firstRow="1" w:lastRow="0" w:firstColumn="1" w:lastColumn="0" w:noHBand="0" w:noVBand="1"/>
       </w:tblPr>
       <w:tblGrid>
-        <w:gridCol w:w="2672"/>
-        <w:gridCol w:w="1955"/>
+        <w:gridCol w:w="2064"/>
+        <w:gridCol w:w="1800"/>
         <w:gridCol w:w="2466"/>
-        <w:gridCol w:w="2257"/>
+        <w:gridCol w:w="3020"/>
       </w:tblGrid>
       <w:tr>
         <w:tc>
           <w:tcPr>
-            <w:tcW w:w="2676" w:type="dxa"/>
+            <w:tcW w:w="2065" w:type="dxa"/>
           </w:tcPr>
           <w:p>
             <w:pPr>
@@ -50,31 +50,23 @@
                 <w:rFonts w:cstheme="minorHAnsi"/>
               </w:rPr>
             </w:pPr>
-          </w:p>
-          <w:p>
-            <w:pPr>
-              <w:pStyle w:val="ListParagraph"/>
-              <w:rPr>
-                <w:rFonts w:cstheme="minorHAnsi"/>
-              </w:rPr>
-            </w:pPr>
             <w:r>
               <w:rPr>
                 <w:noProof/>
               </w:rPr>
               <w:drawing>
-                <wp:anchor distT="0" distB="0" distL="114300" distR="114300" simplePos="0" relativeHeight="251658254" behindDoc="0" locked="0" layoutInCell="1" allowOverlap="1" wp14:anchorId="3CCFB91B" wp14:editId="584B3C27">
+                <wp:anchor distT="0" distB="0" distL="114300" distR="114300" simplePos="0" relativeHeight="251658253" behindDoc="0" locked="0" layoutInCell="1" allowOverlap="1" wp14:anchorId="71711D8E" wp14:editId="273177E9">
                   <wp:simplePos x="0" y="0"/>
                   <wp:positionH relativeFrom="column">
-                    <wp:posOffset>824230</wp:posOffset>
+                    <wp:posOffset>185033</wp:posOffset>
                   </wp:positionH>
                   <wp:positionV relativeFrom="paragraph">
-                    <wp:posOffset>1087120</wp:posOffset>
+                    <wp:posOffset>278543</wp:posOffset>
                   </wp:positionV>
-                  <wp:extent cx="791210" cy="1137285"/>
-                  <wp:effectExtent l="0" t="0" r="8890" b="5715"/>
+                  <wp:extent cx="859790" cy="1030605"/>
+                  <wp:effectExtent l="0" t="0" r="0" b="0"/>
                   <wp:wrapSquare wrapText="bothSides"/>
-                  <wp:docPr id="1256898871" name="Picture 1"/>
+                  <wp:docPr id="322672892" name="Picture 1"/>
                   <wp:cNvGraphicFramePr>
                     <a:graphicFrameLocks xmlns:a="http://schemas.openxmlformats.org/drawingml/2006/main" noChangeAspect="1"/>
                   </wp:cNvGraphicFramePr>
@@ -103,7 +95,7 @@
                         <pic:spPr bwMode="auto">
                           <a:xfrm>
                             <a:off x="0" y="0"/>
-                            <a:ext cx="791210" cy="1137285"/>
+                            <a:ext cx="859790" cy="1030605"/>
                           </a:xfrm>
                           <a:prstGeom prst="rect">
                             <a:avLst/>
@@ -130,18 +122,18 @@
                 <w:noProof/>
               </w:rPr>
               <w:drawing>
-                <wp:anchor distT="0" distB="0" distL="114300" distR="114300" simplePos="0" relativeHeight="251658253" behindDoc="0" locked="0" layoutInCell="1" allowOverlap="1" wp14:anchorId="71711D8E" wp14:editId="7BE549F6">
+                <wp:anchor distT="0" distB="0" distL="114300" distR="114300" simplePos="0" relativeHeight="251658254" behindDoc="0" locked="0" layoutInCell="1" allowOverlap="1" wp14:anchorId="3CCFB91B" wp14:editId="6F67ADEA">
                   <wp:simplePos x="0" y="0"/>
                   <wp:positionH relativeFrom="column">
-                    <wp:posOffset>45085</wp:posOffset>
+                    <wp:posOffset>203452</wp:posOffset>
                   </wp:positionH>
                   <wp:positionV relativeFrom="paragraph">
-                    <wp:posOffset>74295</wp:posOffset>
+                    <wp:posOffset>1402498</wp:posOffset>
                   </wp:positionV>
-                  <wp:extent cx="890270" cy="1066800"/>
-                  <wp:effectExtent l="0" t="0" r="5080" b="0"/>
+                  <wp:extent cx="815975" cy="1173480"/>
+                  <wp:effectExtent l="0" t="0" r="3175" b="7620"/>
                   <wp:wrapSquare wrapText="bothSides"/>
-                  <wp:docPr id="322672892" name="Picture 1"/>
+                  <wp:docPr id="1256898871" name="Picture 1"/>
                   <wp:cNvGraphicFramePr>
                     <a:graphicFrameLocks xmlns:a="http://schemas.openxmlformats.org/drawingml/2006/main" noChangeAspect="1"/>
                   </wp:cNvGraphicFramePr>
@@ -170,7 +162,7 @@
                         <pic:spPr bwMode="auto">
                           <a:xfrm>
                             <a:off x="0" y="0"/>
-                            <a:ext cx="890270" cy="1066800"/>
+                            <a:ext cx="815975" cy="1173480"/>
                           </a:xfrm>
                           <a:prstGeom prst="rect">
                             <a:avLst/>
@@ -193,10 +185,18 @@
               </w:drawing>
             </w:r>
           </w:p>
+          <w:p>
+            <w:pPr>
+              <w:pStyle w:val="ListParagraph"/>
+              <w:rPr>
+                <w:rFonts w:cstheme="minorHAnsi"/>
+              </w:rPr>
+            </w:pPr>
+          </w:p>
         </w:tc>
         <w:tc>
           <w:tcPr>
-            <w:tcW w:w="1956" w:type="dxa"/>
+            <w:tcW w:w="1800" w:type="dxa"/>
           </w:tcPr>
           <w:p>
             <w:pPr>
@@ -269,7 +269,7 @@
         </w:tc>
         <w:tc>
           <w:tcPr>
-            <w:tcW w:w="2456" w:type="dxa"/>
+            <w:tcW w:w="2457" w:type="dxa"/>
           </w:tcPr>
           <w:p>
             <w:pPr>
@@ -342,11 +342,13 @@
         </w:tc>
         <w:tc>
           <w:tcPr>
-            <w:tcW w:w="2262" w:type="dxa"/>
+            <w:tcW w:w="3028" w:type="dxa"/>
             <w:vMerge w:val="restart"/>
           </w:tcPr>
           <w:p>
             <w:pPr>
+              <w:spacing w:line="276" w:lineRule="auto"/>
+              <w:jc w:val="center"/>
               <w:rPr>
                 <w:rFonts w:cstheme="minorHAnsi"/>
                 <w:b/>
@@ -360,44 +362,6 @@
                 <w:bCs/>
               </w:rPr>
               <w:t>BOM</w:t>
-            </w:r>
-          </w:p>
-          <w:p>
-            <w:pPr>
-              <w:pStyle w:val="ListParagraph"/>
-              <w:numPr>
-                <w:ilvl w:val="0"/>
-                <w:numId w:val="9"/>
-              </w:numPr>
-              <w:rPr>
-                <w:rFonts w:cstheme="minorHAnsi"/>
-                <w:sz w:val="24"/>
-                <w:szCs w:val="24"/>
-              </w:rPr>
-            </w:pPr>
-            <w:r>
-              <w:rPr>
-                <w:rFonts w:cstheme="minorHAnsi"/>
-                <w:sz w:val="24"/>
-                <w:szCs w:val="24"/>
-              </w:rPr>
-              <w:t xml:space="preserve">Dimple Peek-A-Boo </w:t>
-            </w:r>
-            <w:r>
-              <w:rPr>
-                <w:rFonts w:cstheme="minorHAnsi"/>
-                <w:sz w:val="24"/>
-                <w:szCs w:val="24"/>
-              </w:rPr>
-              <w:t xml:space="preserve">Elephant or Bunny </w:t>
-            </w:r>
-            <w:r>
-              <w:rPr>
-                <w:rFonts w:cstheme="minorHAnsi"/>
-                <w:sz w:val="24"/>
-                <w:szCs w:val="24"/>
-              </w:rPr>
-              <w:t>stuffed animal</w:t>
             </w:r>
           </w:p>
           <w:p>
@@ -410,25 +374,25 @@
               <w:spacing w:line="276" w:lineRule="auto"/>
               <w:rPr>
                 <w:rFonts w:cstheme="minorHAnsi"/>
-                <w:sz w:val="24"/>
-                <w:szCs w:val="24"/>
               </w:rPr>
             </w:pPr>
             <w:r>
               <w:rPr>
                 <w:rFonts w:cstheme="minorHAnsi"/>
-                <w:sz w:val="24"/>
-                <w:szCs w:val="24"/>
-              </w:rPr>
-              <w:t xml:space="preserve">(x4) </w:t>
-            </w:r>
-            <w:r>
-              <w:rPr>
-                <w:rFonts w:cstheme="minorHAnsi"/>
-                <w:sz w:val="24"/>
-                <w:szCs w:val="24"/>
-              </w:rPr>
-              <w:t>Female mono cables</w:t>
+              </w:rPr>
+              <w:t xml:space="preserve">Dimple Peek-A-Boo </w:t>
+            </w:r>
+            <w:r>
+              <w:rPr>
+                <w:rFonts w:cstheme="minorHAnsi"/>
+              </w:rPr>
+              <w:t xml:space="preserve">Elephant or Bunny </w:t>
+            </w:r>
+            <w:r>
+              <w:rPr>
+                <w:rFonts w:cstheme="minorHAnsi"/>
+              </w:rPr>
+              <w:t>stuffed animal</w:t>
             </w:r>
           </w:p>
           <w:p>
@@ -441,17 +405,19 @@
               <w:spacing w:line="276" w:lineRule="auto"/>
               <w:rPr>
                 <w:rFonts w:cstheme="minorHAnsi"/>
-                <w:sz w:val="24"/>
-                <w:szCs w:val="24"/>
               </w:rPr>
             </w:pPr>
             <w:r>
               <w:rPr>
                 <w:rFonts w:cstheme="minorHAnsi"/>
-                <w:sz w:val="24"/>
-                <w:szCs w:val="24"/>
-              </w:rPr>
-              <w:t>3D printed cable clamp</w:t>
+              </w:rPr>
+              <w:t xml:space="preserve">(x4) </w:t>
+            </w:r>
+            <w:r>
+              <w:rPr>
+                <w:rFonts w:cstheme="minorHAnsi"/>
+              </w:rPr>
+              <w:t>Female mono cables</w:t>
             </w:r>
           </w:p>
           <w:p>
@@ -464,25 +430,13 @@
               <w:spacing w:line="276" w:lineRule="auto"/>
               <w:rPr>
                 <w:rFonts w:cstheme="minorHAnsi"/>
-                <w:sz w:val="24"/>
-                <w:szCs w:val="24"/>
               </w:rPr>
             </w:pPr>
             <w:r>
               <w:rPr>
                 <w:rFonts w:cstheme="minorHAnsi"/>
-                <w:sz w:val="24"/>
-                <w:szCs w:val="24"/>
-              </w:rPr>
-              <w:t xml:space="preserve">(x2) </w:t>
-            </w:r>
-            <w:r>
-              <w:rPr>
-                <w:rFonts w:cstheme="minorHAnsi"/>
-                <w:sz w:val="24"/>
-                <w:szCs w:val="24"/>
-              </w:rPr>
-              <w:t>#4x3/8 sheet metal screws</w:t>
+              </w:rPr>
+              <w:t>3D printed cable clamp</w:t>
             </w:r>
           </w:p>
           <w:p>
@@ -495,57 +449,19 @@
               <w:spacing w:line="276" w:lineRule="auto"/>
               <w:rPr>
                 <w:rFonts w:cstheme="minorHAnsi"/>
-                <w:sz w:val="24"/>
-                <w:szCs w:val="24"/>
               </w:rPr>
             </w:pPr>
             <w:r>
               <w:rPr>
                 <w:rFonts w:cstheme="minorHAnsi"/>
-                <w:sz w:val="24"/>
-                <w:szCs w:val="24"/>
-              </w:rPr>
-              <w:t>Cable</w:t>
-            </w:r>
-            <w:r>
-              <w:rPr>
-                <w:rFonts w:cstheme="minorHAnsi"/>
-                <w:sz w:val="24"/>
-                <w:szCs w:val="24"/>
-              </w:rPr>
-              <w:t xml:space="preserve"> tie (</w:t>
-            </w:r>
-            <w:r>
-              <w:rPr>
-                <w:rFonts w:cstheme="minorHAnsi"/>
-                <w:sz w:val="24"/>
-                <w:szCs w:val="24"/>
-              </w:rPr>
-              <w:t xml:space="preserve">at least </w:t>
-            </w:r>
-            <w:r>
-              <w:rPr>
-                <w:rFonts w:cstheme="minorHAnsi"/>
-                <w:sz w:val="24"/>
-                <w:szCs w:val="24"/>
-              </w:rPr>
-              <w:t xml:space="preserve">35 cm long and </w:t>
-            </w:r>
-            <w:r>
-              <w:rPr>
-                <w:rFonts w:cstheme="minorHAnsi"/>
-                <w:sz w:val="24"/>
-                <w:szCs w:val="24"/>
-              </w:rPr>
-              <w:t xml:space="preserve">only </w:t>
-            </w:r>
-            <w:r>
-              <w:rPr>
-                <w:rFonts w:cstheme="minorHAnsi"/>
-                <w:sz w:val="24"/>
-                <w:szCs w:val="24"/>
-              </w:rPr>
-              <w:t>4 mm wide.)</w:t>
+              </w:rPr>
+              <w:t xml:space="preserve">(x2) </w:t>
+            </w:r>
+            <w:r>
+              <w:rPr>
+                <w:rFonts w:cstheme="minorHAnsi"/>
+              </w:rPr>
+              <w:t>#4x3/8 sheet metal screws</w:t>
             </w:r>
           </w:p>
           <w:p>
@@ -558,6 +474,55 @@
               <w:spacing w:line="276" w:lineRule="auto"/>
               <w:rPr>
                 <w:rFonts w:cstheme="minorHAnsi"/>
+              </w:rPr>
+            </w:pPr>
+            <w:r>
+              <w:rPr>
+                <w:rFonts w:cstheme="minorHAnsi"/>
+              </w:rPr>
+              <w:t>Cable</w:t>
+            </w:r>
+            <w:r>
+              <w:rPr>
+                <w:rFonts w:cstheme="minorHAnsi"/>
+              </w:rPr>
+              <w:t xml:space="preserve"> tie (</w:t>
+            </w:r>
+            <w:r>
+              <w:rPr>
+                <w:rFonts w:cstheme="minorHAnsi"/>
+              </w:rPr>
+              <w:t xml:space="preserve">at least </w:t>
+            </w:r>
+            <w:r>
+              <w:rPr>
+                <w:rFonts w:cstheme="minorHAnsi"/>
+              </w:rPr>
+              <w:t xml:space="preserve">35 cm long and </w:t>
+            </w:r>
+            <w:r>
+              <w:rPr>
+                <w:rFonts w:cstheme="minorHAnsi"/>
+              </w:rPr>
+              <w:t xml:space="preserve">only </w:t>
+            </w:r>
+            <w:r>
+              <w:rPr>
+                <w:rFonts w:cstheme="minorHAnsi"/>
+              </w:rPr>
+              <w:t>4 mm wide.)</w:t>
+            </w:r>
+          </w:p>
+          <w:p>
+            <w:pPr>
+              <w:pStyle w:val="ListParagraph"/>
+              <w:numPr>
+                <w:ilvl w:val="0"/>
+                <w:numId w:val="9"/>
+              </w:numPr>
+              <w:spacing w:line="276" w:lineRule="auto"/>
+              <w:rPr>
+                <w:rFonts w:cstheme="minorHAnsi"/>
                 <w:sz w:val="24"/>
                 <w:szCs w:val="24"/>
               </w:rPr>
@@ -565,18 +530,46 @@
             <w:r>
               <w:rPr>
                 <w:rFonts w:cstheme="minorHAnsi"/>
+              </w:rPr>
+              <w:t xml:space="preserve">(x3) </w:t>
+            </w:r>
+            <w:r>
+              <w:rPr>
+                <w:rFonts w:cstheme="minorHAnsi"/>
+              </w:rPr>
+              <w:t>AA batteries</w:t>
+            </w:r>
+          </w:p>
+          <w:p>
+            <w:pPr>
+              <w:rPr>
+                <w:rFonts w:cstheme="minorHAnsi"/>
                 <w:sz w:val="24"/>
                 <w:szCs w:val="24"/>
               </w:rPr>
-              <w:t xml:space="preserve">(x3) </w:t>
-            </w:r>
-            <w:r>
+            </w:pPr>
+          </w:p>
+          <w:p>
+            <w:pPr>
               <w:rPr>
                 <w:rFonts w:cstheme="minorHAnsi"/>
                 <w:sz w:val="24"/>
                 <w:szCs w:val="24"/>
               </w:rPr>
-              <w:t>AA batteries</w:t>
+            </w:pPr>
+            <w:r>
+              <w:t xml:space="preserve">Refer to the </w:t>
+            </w:r>
+            <w:hyperlink r:id="rId15" w:history="1">
+              <w:r>
+                <w:rPr>
+                  <w:rStyle w:val="Hyperlink"/>
+                </w:rPr>
+                <w:t>Tool and Component List</w:t>
+              </w:r>
+            </w:hyperlink>
+            <w:r>
+              <w:t xml:space="preserve"> for purchasing details.</w:t>
             </w:r>
           </w:p>
         </w:tc>
@@ -587,7 +580,7 @@
         </w:trPr>
         <w:tc>
           <w:tcPr>
-            <w:tcW w:w="2676" w:type="dxa"/>
+            <w:tcW w:w="2065" w:type="dxa"/>
           </w:tcPr>
           <w:p>
             <w:pPr>
@@ -630,7 +623,7 @@
                           <pic:cNvPicPr/>
                         </pic:nvPicPr>
                         <pic:blipFill>
-                          <a:blip r:embed="rId15" cstate="print">
+                          <a:blip r:embed="rId16" cstate="print">
                             <a:extLst>
                               <a:ext uri="{28A0092B-C50C-407E-A947-70E740481C1C}">
                                 <a14:useLocalDpi xmlns:a14="http://schemas.microsoft.com/office/drawing/2010/main" val="0"/>
@@ -660,7 +653,7 @@
         </w:tc>
         <w:tc>
           <w:tcPr>
-            <w:tcW w:w="1956" w:type="dxa"/>
+            <w:tcW w:w="1800" w:type="dxa"/>
           </w:tcPr>
           <w:p>
             <w:pPr>
@@ -703,7 +696,7 @@
                           <pic:cNvPicPr/>
                         </pic:nvPicPr>
                         <pic:blipFill rotWithShape="1">
-                          <a:blip r:embed="rId16" cstate="print">
+                          <a:blip r:embed="rId17" cstate="print">
                             <a:extLst>
                               <a:ext uri="{28A0092B-C50C-407E-A947-70E740481C1C}">
                                 <a14:useLocalDpi xmlns:a14="http://schemas.microsoft.com/office/drawing/2010/main" val="0"/>
@@ -742,7 +735,7 @@
         </w:tc>
         <w:tc>
           <w:tcPr>
-            <w:tcW w:w="2456" w:type="dxa"/>
+            <w:tcW w:w="2457" w:type="dxa"/>
           </w:tcPr>
           <w:p>
             <w:pPr>
@@ -798,7 +791,7 @@
                           <pic:cNvPicPr/>
                         </pic:nvPicPr>
                         <pic:blipFill>
-                          <a:blip r:embed="rId17">
+                          <a:blip r:embed="rId18">
                             <a:extLst>
                               <a:ext uri="{28A0092B-C50C-407E-A947-70E740481C1C}">
                                 <a14:useLocalDpi xmlns:a14="http://schemas.microsoft.com/office/drawing/2010/main" val="0"/>
@@ -845,7 +838,7 @@
                           <pic:cNvPicPr/>
                         </pic:nvPicPr>
                         <pic:blipFill>
-                          <a:blip r:embed="rId17">
+                          <a:blip r:embed="rId18">
                             <a:extLst>
                               <a:ext uri="{28A0092B-C50C-407E-A947-70E740481C1C}">
                                 <a14:useLocalDpi xmlns:a14="http://schemas.microsoft.com/office/drawing/2010/main" val="0"/>
@@ -892,7 +885,7 @@
                           <pic:cNvPicPr/>
                         </pic:nvPicPr>
                         <pic:blipFill>
-                          <a:blip r:embed="rId17">
+                          <a:blip r:embed="rId18">
                             <a:extLst>
                               <a:ext uri="{28A0092B-C50C-407E-A947-70E740481C1C}">
                                 <a14:useLocalDpi xmlns:a14="http://schemas.microsoft.com/office/drawing/2010/main" val="0"/>
@@ -922,7 +915,7 @@
         </w:tc>
         <w:tc>
           <w:tcPr>
-            <w:tcW w:w="2262" w:type="dxa"/>
+            <w:tcW w:w="3028" w:type="dxa"/>
             <w:vMerge/>
           </w:tcPr>
           <w:p>
@@ -1233,6 +1226,7 @@
         <w:rPr>
           <w:rFonts w:cstheme="minorHAnsi"/>
         </w:rPr>
+        <w:lastRenderedPageBreak/>
         <w:t xml:space="preserve">Required </w:t>
       </w:r>
       <w:r>
@@ -1275,7 +1269,6 @@
         <w:rPr>
           <w:rFonts w:cstheme="minorHAnsi"/>
         </w:rPr>
-        <w:lastRenderedPageBreak/>
         <w:t>Assembly Instructions</w:t>
       </w:r>
     </w:p>
@@ -1350,7 +1343,7 @@
                           <pic:cNvPicPr/>
                         </pic:nvPicPr>
                         <pic:blipFill>
-                          <a:blip r:embed="rId18" cstate="print">
+                          <a:blip r:embed="rId19" cstate="print">
                             <a:extLst>
                               <a:ext uri="{28A0092B-C50C-407E-A947-70E740481C1C}">
                                 <a14:useLocalDpi xmlns:a14="http://schemas.microsoft.com/office/drawing/2010/main" val="0"/>
@@ -1629,6 +1622,7 @@
         <w:rPr>
           <w:rFonts w:asciiTheme="minorHAnsi" w:hAnsiTheme="minorHAnsi" w:cstheme="minorHAnsi"/>
         </w:rPr>
+        <w:lastRenderedPageBreak/>
         <w:t xml:space="preserve">Step </w:t>
       </w:r>
       <w:r>
@@ -1768,7 +1762,7 @@
                     </wp:anchor>
                   </w:drawing>
                 </mc:Choice>
-                <mc:Fallback xmlns:arto="http://schemas.microsoft.com/office/word/2006/arto" xmlns:a14="http://schemas.microsoft.com/office/drawing/2010/main" xmlns:pic="http://schemas.openxmlformats.org/drawingml/2006/picture" xmlns:a="http://schemas.openxmlformats.org/drawingml/2006/main">
+                <mc:Fallback xmlns:a="http://schemas.openxmlformats.org/drawingml/2006/main" xmlns:pic="http://schemas.openxmlformats.org/drawingml/2006/picture" xmlns:a14="http://schemas.microsoft.com/office/drawing/2010/main" xmlns:arto="http://schemas.microsoft.com/office/word/2006/arto">
                   <w:pict>
                     <v:oval id="Oval 5" style="position:absolute;margin-left:37.1pt;margin-top:39pt;width:42.75pt;height:41.25pt;z-index:251659264;visibility:visible;mso-wrap-style:square;mso-wrap-distance-left:9pt;mso-wrap-distance-top:0;mso-wrap-distance-right:9pt;mso-wrap-distance-bottom:0;mso-position-horizontal:absolute;mso-position-horizontal-relative:text;mso-position-vertical:absolute;mso-position-vertical-relative:text;v-text-anchor:middle" o:spid="_x0000_s1026" filled="f" strokecolor="red" strokeweight="4.5pt" w14:anchorId="083ADB6C" o:gfxdata="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">
                       <v:stroke joinstyle="miter"/>
@@ -1798,7 +1792,7 @@
                           <pic:cNvPicPr/>
                         </pic:nvPicPr>
                         <pic:blipFill>
-                          <a:blip r:embed="rId19" cstate="print">
+                          <a:blip r:embed="rId20" cstate="print">
                             <a:extLst>
                               <a:ext uri="{28A0092B-C50C-407E-A947-70E740481C1C}">
                                 <a14:useLocalDpi xmlns:a14="http://schemas.microsoft.com/office/drawing/2010/main" val="0"/>
@@ -1845,7 +1839,7 @@
                           <pic:cNvPicPr/>
                         </pic:nvPicPr>
                         <pic:blipFill>
-                          <a:blip r:embed="rId20" cstate="print">
+                          <a:blip r:embed="rId21" cstate="print">
                             <a:extLst>
                               <a:ext uri="{28A0092B-C50C-407E-A947-70E740481C1C}">
                                 <a14:useLocalDpi xmlns:a14="http://schemas.microsoft.com/office/drawing/2010/main" val="0"/>
@@ -2007,7 +2001,6 @@
         <w:rPr>
           <w:rFonts w:asciiTheme="minorHAnsi" w:hAnsiTheme="minorHAnsi" w:cstheme="minorHAnsi"/>
         </w:rPr>
-        <w:lastRenderedPageBreak/>
         <w:t xml:space="preserve">Step </w:t>
       </w:r>
       <w:r>
@@ -2125,7 +2118,7 @@
                     </wp:anchor>
                   </w:drawing>
                 </mc:Choice>
-                <mc:Fallback xmlns:a14="http://schemas.microsoft.com/office/drawing/2010/main" xmlns:pic="http://schemas.openxmlformats.org/drawingml/2006/picture" xmlns:a="http://schemas.openxmlformats.org/drawingml/2006/main" xmlns:arto="http://schemas.microsoft.com/office/word/2006/arto">
+                <mc:Fallback xmlns:arto="http://schemas.microsoft.com/office/word/2006/arto" xmlns:a="http://schemas.openxmlformats.org/drawingml/2006/main" xmlns:pic="http://schemas.openxmlformats.org/drawingml/2006/picture" xmlns:a14="http://schemas.microsoft.com/office/drawing/2010/main">
                   <w:pict w14:anchorId="064327FF">
                     <v:oval id="Oval 5" style="position:absolute;margin-left:68.5pt;margin-top:58.35pt;width:42.75pt;height:41.25pt;z-index:251660301;visibility:visible;mso-wrap-style:square;mso-wrap-distance-left:9pt;mso-wrap-distance-top:0;mso-wrap-distance-right:9pt;mso-wrap-distance-bottom:0;mso-position-horizontal:absolute;mso-position-horizontal-relative:text;mso-position-vertical:absolute;mso-position-vertical-relative:text;v-text-anchor:middle" o:spid="_x0000_s1026" filled="f" strokecolor="red" strokeweight="4.5pt" w14:anchorId="1EABCA52" o:gfxdata="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">
                       <v:stroke joinstyle="miter"/>
@@ -2155,7 +2148,7 @@
                           <pic:cNvPicPr/>
                         </pic:nvPicPr>
                         <pic:blipFill>
-                          <a:blip r:embed="rId20" cstate="print">
+                          <a:blip r:embed="rId21" cstate="print">
                             <a:extLst>
                               <a:ext uri="{28A0092B-C50C-407E-A947-70E740481C1C}">
                                 <a14:useLocalDpi xmlns:a14="http://schemas.microsoft.com/office/drawing/2010/main" val="0"/>
@@ -2221,6 +2214,7 @@
         <w:rPr>
           <w:rFonts w:asciiTheme="minorHAnsi" w:hAnsiTheme="minorHAnsi" w:cstheme="minorHAnsi"/>
         </w:rPr>
+        <w:lastRenderedPageBreak/>
         <w:t xml:space="preserve">Step </w:t>
       </w:r>
       <w:r>
@@ -2288,7 +2282,7 @@
                           <pic:cNvPicPr/>
                         </pic:nvPicPr>
                         <pic:blipFill>
-                          <a:blip r:embed="rId21" cstate="print">
+                          <a:blip r:embed="rId22" cstate="print">
                             <a:extLst>
                               <a:ext uri="{28A0092B-C50C-407E-A947-70E740481C1C}">
                                 <a14:useLocalDpi xmlns:a14="http://schemas.microsoft.com/office/drawing/2010/main" val="0"/>
@@ -2383,7 +2377,6 @@
         <w:rPr>
           <w:rFonts w:asciiTheme="minorHAnsi" w:hAnsiTheme="minorHAnsi" w:cstheme="minorHAnsi"/>
         </w:rPr>
-        <w:lastRenderedPageBreak/>
         <w:t xml:space="preserve">Step </w:t>
       </w:r>
       <w:r>
@@ -2604,7 +2597,7 @@
                           <pic:cNvPicPr/>
                         </pic:nvPicPr>
                         <pic:blipFill rotWithShape="1">
-                          <a:blip r:embed="rId22" cstate="print">
+                          <a:blip r:embed="rId23" cstate="print">
                             <a:extLst>
                               <a:ext uri="{28A0092B-C50C-407E-A947-70E740481C1C}">
                                 <a14:useLocalDpi xmlns:a14="http://schemas.microsoft.com/office/drawing/2010/main" val="0"/>
@@ -2658,7 +2651,7 @@
                           <pic:cNvPicPr/>
                         </pic:nvPicPr>
                         <pic:blipFill rotWithShape="1">
-                          <a:blip r:embed="rId23" cstate="print">
+                          <a:blip r:embed="rId24" cstate="print">
                             <a:extLst>
                               <a:ext uri="{28A0092B-C50C-407E-A947-70E740481C1C}">
                                 <a14:useLocalDpi xmlns:a14="http://schemas.microsoft.com/office/drawing/2010/main" val="0"/>
@@ -2794,6 +2787,7 @@
         <w:rPr>
           <w:rFonts w:asciiTheme="minorHAnsi" w:hAnsiTheme="minorHAnsi" w:cstheme="minorHAnsi"/>
         </w:rPr>
+        <w:lastRenderedPageBreak/>
         <w:t xml:space="preserve">Step </w:t>
       </w:r>
       <w:r>
@@ -3030,7 +3024,7 @@
                           <pic:cNvPicPr/>
                         </pic:nvPicPr>
                         <pic:blipFill rotWithShape="1">
-                          <a:blip r:embed="rId24" cstate="print">
+                          <a:blip r:embed="rId25" cstate="print">
                             <a:extLst>
                               <a:ext uri="{28A0092B-C50C-407E-A947-70E740481C1C}">
                                 <a14:useLocalDpi xmlns:a14="http://schemas.microsoft.com/office/drawing/2010/main" val="0"/>
@@ -3084,7 +3078,7 @@
                           <pic:cNvPicPr/>
                         </pic:nvPicPr>
                         <pic:blipFill rotWithShape="1">
-                          <a:blip r:embed="rId25" cstate="print">
+                          <a:blip r:embed="rId26" cstate="print">
                             <a:extLst>
                               <a:ext uri="{28A0092B-C50C-407E-A947-70E740481C1C}">
                                 <a14:useLocalDpi xmlns:a14="http://schemas.microsoft.com/office/drawing/2010/main" val="0"/>
@@ -3295,7 +3289,7 @@
                 <w:noProof/>
               </w:rPr>
               <w:drawing>
-                <wp:inline distT="0" distB="0" distL="0" distR="0" wp14:anchorId="6A134B4E" wp14:editId="09DA6503">
+                <wp:inline distT="0" distB="0" distL="0" distR="0" wp14:anchorId="6A134B4E" wp14:editId="2C85E1BA">
                   <wp:extent cx="3075305" cy="867508"/>
                   <wp:effectExtent l="0" t="0" r="0" b="8890"/>
                   <wp:docPr id="538707265" name="Picture 1" descr="A black wire on a white surface&#10;&#10;AI-generated content may be incorrect."/>
@@ -3310,7 +3304,7 @@
                           <pic:cNvPicPr/>
                         </pic:nvPicPr>
                         <pic:blipFill rotWithShape="1">
-                          <a:blip r:embed="rId26" cstate="print">
+                          <a:blip r:embed="rId27" cstate="print">
                             <a:extLst>
                               <a:ext uri="{28A0092B-C50C-407E-A947-70E740481C1C}">
                                 <a14:useLocalDpi xmlns:a14="http://schemas.microsoft.com/office/drawing/2010/main" val="0"/>
@@ -3409,7 +3403,7 @@
                           <pic:cNvPicPr/>
                         </pic:nvPicPr>
                         <pic:blipFill rotWithShape="1">
-                          <a:blip r:embed="rId27">
+                          <a:blip r:embed="rId28">
                             <a:extLst>
                               <a:ext uri="{28A0092B-C50C-407E-A947-70E740481C1C}">
                                 <a14:useLocalDpi xmlns:a14="http://schemas.microsoft.com/office/drawing/2010/main" val="0"/>
@@ -3514,7 +3508,7 @@
                           </pic:cNvPicPr>
                         </pic:nvPicPr>
                         <pic:blipFill rotWithShape="1">
-                          <a:blip r:embed="rId28">
+                          <a:blip r:embed="rId29">
                             <a:extLst>
                               <a:ext uri="{28A0092B-C50C-407E-A947-70E740481C1C}">
                                 <a14:useLocalDpi xmlns:a14="http://schemas.microsoft.com/office/drawing/2010/main" val="0"/>
@@ -3570,7 +3564,7 @@
                           </pic:cNvPicPr>
                         </pic:nvPicPr>
                         <pic:blipFill rotWithShape="1">
-                          <a:blip r:embed="rId29">
+                          <a:blip r:embed="rId30">
                             <a:extLst>
                               <a:ext uri="{28A0092B-C50C-407E-A947-70E740481C1C}">
                                 <a14:useLocalDpi xmlns:a14="http://schemas.microsoft.com/office/drawing/2010/main" val="0"/>
@@ -3662,7 +3656,7 @@
                           <pic:cNvPicPr/>
                         </pic:nvPicPr>
                         <pic:blipFill rotWithShape="1">
-                          <a:blip r:embed="rId30" cstate="print">
+                          <a:blip r:embed="rId31" cstate="print">
                             <a:extLst>
                               <a:ext uri="{28A0092B-C50C-407E-A947-70E740481C1C}">
                                 <a14:useLocalDpi xmlns:a14="http://schemas.microsoft.com/office/drawing/2010/main" val="0"/>
@@ -4095,7 +4089,7 @@
                           <pic:cNvPicPr/>
                         </pic:nvPicPr>
                         <pic:blipFill rotWithShape="1">
-                          <a:blip r:embed="rId31" cstate="print">
+                          <a:blip r:embed="rId32" cstate="print">
                             <a:extLst>
                               <a:ext uri="{28A0092B-C50C-407E-A947-70E740481C1C}">
                                 <a14:useLocalDpi xmlns:a14="http://schemas.microsoft.com/office/drawing/2010/main" val="0"/>
@@ -4155,7 +4149,7 @@
                           <pic:cNvPicPr/>
                         </pic:nvPicPr>
                         <pic:blipFill rotWithShape="1">
-                          <a:blip r:embed="rId32" cstate="print">
+                          <a:blip r:embed="rId33" cstate="print">
                             <a:extLst>
                               <a:ext uri="{28A0092B-C50C-407E-A947-70E740481C1C}">
                                 <a14:useLocalDpi xmlns:a14="http://schemas.microsoft.com/office/drawing/2010/main"/>
@@ -4517,7 +4511,7 @@
                           <pic:cNvPicPr/>
                         </pic:nvPicPr>
                         <pic:blipFill rotWithShape="1">
-                          <a:blip r:embed="rId31" cstate="print">
+                          <a:blip r:embed="rId32" cstate="print">
                             <a:extLst>
                               <a:ext uri="{28A0092B-C50C-407E-A947-70E740481C1C}">
                                 <a14:useLocalDpi xmlns:a14="http://schemas.microsoft.com/office/drawing/2010/main" val="0"/>
@@ -4792,7 +4786,7 @@
                           <pic:cNvPicPr/>
                         </pic:nvPicPr>
                         <pic:blipFill rotWithShape="1">
-                          <a:blip r:embed="rId33" cstate="print">
+                          <a:blip r:embed="rId34" cstate="print">
                             <a:extLst>
                               <a:ext uri="{28A0092B-C50C-407E-A947-70E740481C1C}">
                                 <a14:useLocalDpi xmlns:a14="http://schemas.microsoft.com/office/drawing/2010/main" val="0"/>
@@ -5066,7 +5060,7 @@
                           <pic:cNvPicPr/>
                         </pic:nvPicPr>
                         <pic:blipFill rotWithShape="1">
-                          <a:blip r:embed="rId34" cstate="print">
+                          <a:blip r:embed="rId35" cstate="print">
                             <a:extLst>
                               <a:ext uri="{28A0092B-C50C-407E-A947-70E740481C1C}">
                                 <a14:useLocalDpi xmlns:a14="http://schemas.microsoft.com/office/drawing/2010/main" val="0"/>
@@ -5234,7 +5228,7 @@
                           <pic:cNvPicPr/>
                         </pic:nvPicPr>
                         <pic:blipFill>
-                          <a:blip r:embed="rId35" cstate="print">
+                          <a:blip r:embed="rId36" cstate="print">
                             <a:extLst>
                               <a:ext uri="{28A0092B-C50C-407E-A947-70E740481C1C}">
                                 <a14:useLocalDpi xmlns:a14="http://schemas.microsoft.com/office/drawing/2010/main" val="0"/>
@@ -5667,7 +5661,7 @@
                           <pic:cNvPicPr/>
                         </pic:nvPicPr>
                         <pic:blipFill>
-                          <a:blip r:embed="rId36" cstate="print">
+                          <a:blip r:embed="rId37" cstate="print">
                             <a:extLst>
                               <a:ext uri="{28A0092B-C50C-407E-A947-70E740481C1C}">
                                 <a14:useLocalDpi xmlns:a14="http://schemas.microsoft.com/office/drawing/2010/main"/>
@@ -5858,7 +5852,7 @@
                     </wp:anchor>
                   </w:drawing>
                 </mc:Choice>
-                <mc:Fallback xmlns:a="http://schemas.openxmlformats.org/drawingml/2006/main" xmlns:pic="http://schemas.openxmlformats.org/drawingml/2006/picture" xmlns:a14="http://schemas.microsoft.com/office/drawing/2010/main" xmlns:arto="http://schemas.microsoft.com/office/word/2006/arto">
+                <mc:Fallback xmlns:arto="http://schemas.microsoft.com/office/word/2006/arto" xmlns:a14="http://schemas.microsoft.com/office/drawing/2010/main" xmlns:pic="http://schemas.openxmlformats.org/drawingml/2006/picture" xmlns:a="http://schemas.openxmlformats.org/drawingml/2006/main">
                   <w:pict w14:anchorId="52438F8D">
                     <v:oval id="Oval 30" style="position:absolute;margin-left:104.1pt;margin-top:51.75pt;width:78.75pt;height:66.75pt;z-index:251658248;visibility:visible;mso-wrap-style:square;mso-wrap-distance-left:9pt;mso-wrap-distance-top:0;mso-wrap-distance-right:9pt;mso-wrap-distance-bottom:0;mso-position-horizontal:absolute;mso-position-horizontal-relative:text;mso-position-vertical:absolute;mso-position-vertical-relative:text;v-text-anchor:middle" o:spid="_x0000_s1026" filled="f" strokecolor="red" strokeweight="4.5pt" w14:anchorId="344F99AC" o:gfxdata="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">
                       <v:stroke joinstyle="miter"/>
@@ -5935,7 +5929,7 @@
                     </wp:anchor>
                   </w:drawing>
                 </mc:Choice>
-                <mc:Fallback xmlns:a="http://schemas.openxmlformats.org/drawingml/2006/main" xmlns:pic="http://schemas.openxmlformats.org/drawingml/2006/picture" xmlns:a14="http://schemas.microsoft.com/office/drawing/2010/main" xmlns:arto="http://schemas.microsoft.com/office/word/2006/arto">
+                <mc:Fallback xmlns:arto="http://schemas.microsoft.com/office/word/2006/arto" xmlns:a14="http://schemas.microsoft.com/office/drawing/2010/main" xmlns:pic="http://schemas.openxmlformats.org/drawingml/2006/picture" xmlns:a="http://schemas.openxmlformats.org/drawingml/2006/main">
                   <w:pict w14:anchorId="39509739">
                     <v:oval id="Oval 31" style="position:absolute;margin-left:170.65pt;margin-top:187.5pt;width:30.75pt;height:33pt;z-index:251658249;visibility:visible;mso-wrap-style:square;mso-wrap-distance-left:9pt;mso-wrap-distance-top:0;mso-wrap-distance-right:9pt;mso-wrap-distance-bottom:0;mso-position-horizontal:absolute;mso-position-horizontal-relative:text;mso-position-vertical:absolute;mso-position-vertical-relative:text;v-text-anchor:middle" o:spid="_x0000_s1026" filled="f" strokecolor="black [3213]" strokeweight="4.5pt" w14:anchorId="0F2A60DA" o:gfxdata="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">
                       <v:stroke joinstyle="miter"/>
@@ -5965,7 +5959,7 @@
                           <pic:cNvPicPr/>
                         </pic:nvPicPr>
                         <pic:blipFill rotWithShape="1">
-                          <a:blip r:embed="rId37" cstate="print">
+                          <a:blip r:embed="rId38" cstate="print">
                             <a:extLst>
                               <a:ext uri="{28A0092B-C50C-407E-A947-70E740481C1C}">
                                 <a14:useLocalDpi xmlns:a14="http://schemas.microsoft.com/office/drawing/2010/main" val="0"/>
@@ -6021,7 +6015,7 @@
                           <pic:cNvPicPr/>
                         </pic:nvPicPr>
                         <pic:blipFill>
-                          <a:blip r:embed="rId38" cstate="print">
+                          <a:blip r:embed="rId39" cstate="print">
                             <a:extLst>
                               <a:ext uri="{28A0092B-C50C-407E-A947-70E740481C1C}">
                                 <a14:useLocalDpi xmlns:a14="http://schemas.microsoft.com/office/drawing/2010/main" val="0"/>
@@ -6388,7 +6382,7 @@
                     </wp:anchor>
                   </w:drawing>
                 </mc:Choice>
-                <mc:Fallback xmlns:arto="http://schemas.microsoft.com/office/word/2006/arto" xmlns:a14="http://schemas.microsoft.com/office/drawing/2010/main" xmlns:pic="http://schemas.openxmlformats.org/drawingml/2006/picture" xmlns:a="http://schemas.openxmlformats.org/drawingml/2006/main">
+                <mc:Fallback xmlns:a="http://schemas.openxmlformats.org/drawingml/2006/main" xmlns:pic="http://schemas.openxmlformats.org/drawingml/2006/picture" xmlns:a14="http://schemas.microsoft.com/office/drawing/2010/main" xmlns:arto="http://schemas.microsoft.com/office/word/2006/arto">
                   <w:pict>
                     <v:oval id="Oval 32" style="position:absolute;margin-left:132.35pt;margin-top:25.6pt;width:48.75pt;height:46.5pt;z-index:251670528;visibility:visible;mso-wrap-style:square;mso-wrap-distance-left:9pt;mso-wrap-distance-top:0;mso-wrap-distance-right:9pt;mso-wrap-distance-bottom:0;mso-position-horizontal:absolute;mso-position-horizontal-relative:text;mso-position-vertical:absolute;mso-position-vertical-relative:text;v-text-anchor:middle" o:spid="_x0000_s1026" filled="f" strokecolor="black [3213]" strokeweight="4.5pt" w14:anchorId="6BF270EB" o:gfxdata="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">
                       <v:stroke joinstyle="miter"/>
@@ -6418,7 +6412,7 @@
                           <pic:cNvPicPr/>
                         </pic:nvPicPr>
                         <pic:blipFill>
-                          <a:blip r:embed="rId39" cstate="print">
+                          <a:blip r:embed="rId40" cstate="print">
                             <a:extLst>
                               <a:ext uri="{28A0092B-C50C-407E-A947-70E740481C1C}">
                                 <a14:useLocalDpi xmlns:a14="http://schemas.microsoft.com/office/drawing/2010/main" val="0"/>
@@ -6465,7 +6459,7 @@
                           <pic:cNvPicPr/>
                         </pic:nvPicPr>
                         <pic:blipFill rotWithShape="1">
-                          <a:blip r:embed="rId40" cstate="print">
+                          <a:blip r:embed="rId41" cstate="print">
                             <a:extLst>
                               <a:ext uri="{28A0092B-C50C-407E-A947-70E740481C1C}">
                                 <a14:useLocalDpi xmlns:a14="http://schemas.microsoft.com/office/drawing/2010/main" val="0"/>
@@ -6645,7 +6639,7 @@
                           <pic:cNvPicPr/>
                         </pic:nvPicPr>
                         <pic:blipFill rotWithShape="1">
-                          <a:blip r:embed="rId41" cstate="print">
+                          <a:blip r:embed="rId42" cstate="print">
                             <a:extLst>
                               <a:ext uri="{28A0092B-C50C-407E-A947-70E740481C1C}">
                                 <a14:useLocalDpi xmlns:a14="http://schemas.microsoft.com/office/drawing/2010/main" val="0"/>
@@ -6866,7 +6860,7 @@
                           <pic:cNvPicPr/>
                         </pic:nvPicPr>
                         <pic:blipFill rotWithShape="1">
-                          <a:blip r:embed="rId42" cstate="print">
+                          <a:blip r:embed="rId43" cstate="print">
                             <a:extLst>
                               <a:ext uri="{28A0092B-C50C-407E-A947-70E740481C1C}">
                                 <a14:useLocalDpi xmlns:a14="http://schemas.microsoft.com/office/drawing/2010/main" val="0"/>
@@ -7083,7 +7077,7 @@
                           <pic:cNvPicPr/>
                         </pic:nvPicPr>
                         <pic:blipFill rotWithShape="1">
-                          <a:blip r:embed="rId43" cstate="print">
+                          <a:blip r:embed="rId44" cstate="print">
                             <a:extLst>
                               <a:ext uri="{28A0092B-C50C-407E-A947-70E740481C1C}">
                                 <a14:useLocalDpi xmlns:a14="http://schemas.microsoft.com/office/drawing/2010/main" val="0"/>
@@ -7137,7 +7131,7 @@
                           <pic:cNvPicPr/>
                         </pic:nvPicPr>
                         <pic:blipFill rotWithShape="1">
-                          <a:blip r:embed="rId44" cstate="print">
+                          <a:blip r:embed="rId45" cstate="print">
                             <a:extLst>
                               <a:ext uri="{28A0092B-C50C-407E-A947-70E740481C1C}">
                                 <a14:useLocalDpi xmlns:a14="http://schemas.microsoft.com/office/drawing/2010/main" val="0"/>
@@ -7400,7 +7394,7 @@
                           <pic:cNvPicPr/>
                         </pic:nvPicPr>
                         <pic:blipFill rotWithShape="1">
-                          <a:blip r:embed="rId45" cstate="print">
+                          <a:blip r:embed="rId46" cstate="print">
                             <a:extLst>
                               <a:ext uri="{28A0092B-C50C-407E-A947-70E740481C1C}">
                                 <a14:useLocalDpi xmlns:a14="http://schemas.microsoft.com/office/drawing/2010/main" val="0"/>
@@ -7454,7 +7448,7 @@
                           <pic:cNvPicPr/>
                         </pic:nvPicPr>
                         <pic:blipFill rotWithShape="1">
-                          <a:blip r:embed="rId46" cstate="print">
+                          <a:blip r:embed="rId47" cstate="print">
                             <a:extLst>
                               <a:ext uri="{28A0092B-C50C-407E-A947-70E740481C1C}">
                                 <a14:useLocalDpi xmlns:a14="http://schemas.microsoft.com/office/drawing/2010/main" val="0"/>
@@ -7635,8 +7629,8 @@
       </w:pPr>
     </w:p>
     <w:sectPr>
-      <w:headerReference w:type="default" r:id="rId47"/>
-      <w:footerReference w:type="default" r:id="rId48"/>
+      <w:headerReference w:type="default" r:id="rId48"/>
+      <w:footerReference w:type="default" r:id="rId49"/>
       <w:pgSz w:w="12240" w:h="15840"/>
       <w:pgMar w:top="1440" w:right="1440" w:bottom="1440" w:left="1440" w:header="720" w:footer="708" w:gutter="0"/>
       <w:cols w:space="708"/>
@@ -11434,15 +11428,6 @@
 </file>
 
 <file path=customXml/item1.xml><?xml version="1.0" encoding="utf-8"?>
-<?mso-contentType ?>
-<FormTemplates xmlns="http://schemas.microsoft.com/sharepoint/v3/contenttype/forms">
-  <Display>DocumentLibraryForm</Display>
-  <Edit>DocumentLibraryForm</Edit>
-  <New>DocumentLibraryForm</New>
-</FormTemplates>
-</file>
-
-<file path=customXml/item2.xml><?xml version="1.0" encoding="utf-8"?>
 <p:properties xmlns:p="http://schemas.microsoft.com/office/2006/metadata/properties" xmlns:xsi="http://www.w3.org/2001/XMLSchema-instance" xmlns:pc="http://schemas.microsoft.com/office/infopath/2007/PartnerControls">
   <documentManagement>
     <TaxCatchAll xmlns="38b325e6-602c-452a-8617-173bf47082c5" xsi:nil="true"/>
@@ -11451,6 +11436,10 @@
     </lcf76f155ced4ddcb4097134ff3c332f>
   </documentManagement>
 </p:properties>
+</file>
+
+<file path=customXml/item2.xml><?xml version="1.0" encoding="utf-8"?>
+<b:Sources xmlns:b="http://schemas.openxmlformats.org/officeDocument/2006/bibliography" xmlns="http://schemas.openxmlformats.org/officeDocument/2006/bibliography" SelectedStyle="\APASixthEditionOfficeOnline.xsl" StyleName="APA" Version="6"/>
 </file>
 
 <file path=customXml/item3.xml><?xml version="1.0" encoding="utf-8"?>
@@ -11709,30 +11698,29 @@
 </file>
 
 <file path=customXml/item4.xml><?xml version="1.0" encoding="utf-8"?>
-<b:Sources xmlns:b="http://schemas.openxmlformats.org/officeDocument/2006/bibliography" xmlns="http://schemas.openxmlformats.org/officeDocument/2006/bibliography" SelectedStyle="\APASixthEditionOfficeOnline.xsl" StyleName="APA" Version="6"/>
+<?mso-contentType ?>
+<FormTemplates xmlns="http://schemas.microsoft.com/sharepoint/v3/contenttype/forms">
+  <Display>DocumentLibraryForm</Display>
+  <Edit>DocumentLibraryForm</Edit>
+  <New>DocumentLibraryForm</New>
+</FormTemplates>
 </file>
 
 <file path=customXml/itemProps1.xml><?xml version="1.0" encoding="utf-8"?>
-<ds:datastoreItem xmlns:ds="http://schemas.openxmlformats.org/officeDocument/2006/customXml" ds:itemID="{2585761D-1AE9-4796-83E7-A2FC381967AF}">
+<ds:datastoreItem xmlns:ds="http://schemas.openxmlformats.org/officeDocument/2006/customXml" ds:itemID="{3A085C18-819E-4466-9494-DD461C39C2B0}">
   <ds:schemaRefs>
-    <ds:schemaRef ds:uri="http://schemas.microsoft.com/sharepoint/v3/contenttype/forms"/>
+    <ds:schemaRef ds:uri="http://schemas.microsoft.com/office/2006/metadata/properties"/>
+    <ds:schemaRef ds:uri="http://schemas.microsoft.com/office/infopath/2007/PartnerControls"/>
+    <ds:schemaRef ds:uri="38b325e6-602c-452a-8617-173bf47082c5"/>
+    <ds:schemaRef ds:uri="8cf100d1-0775-4feb-8634-62999c4541bc"/>
   </ds:schemaRefs>
 </ds:datastoreItem>
 </file>
 
 <file path=customXml/itemProps2.xml><?xml version="1.0" encoding="utf-8"?>
-<ds:datastoreItem xmlns:ds="http://schemas.openxmlformats.org/officeDocument/2006/customXml" ds:itemID="{3A085C18-819E-4466-9494-DD461C39C2B0}">
+<ds:datastoreItem xmlns:ds="http://schemas.openxmlformats.org/officeDocument/2006/customXml" ds:itemID="{C438ADBA-56D5-474C-BF2C-97C24DDF66BD}">
   <ds:schemaRefs>
-    <ds:schemaRef ds:uri="http://schemas.microsoft.com/office/2006/metadata/properties"/>
-    <ds:schemaRef ds:uri="http://schemas.microsoft.com/office/infopath/2007/PartnerControls"/>
-    <ds:schemaRef ds:uri="http://www.w3.org/XML/1998/namespace"/>
-    <ds:schemaRef ds:uri="8cf100d1-0775-4feb-8634-62999c4541bc"/>
-    <ds:schemaRef ds:uri="http://schemas.openxmlformats.org/package/2006/metadata/core-properties"/>
-    <ds:schemaRef ds:uri="http://schemas.microsoft.com/office/2006/documentManagement/types"/>
-    <ds:schemaRef ds:uri="http://purl.org/dc/dcmitype/"/>
-    <ds:schemaRef ds:uri="38b325e6-602c-452a-8617-173bf47082c5"/>
-    <ds:schemaRef ds:uri="http://purl.org/dc/terms/"/>
-    <ds:schemaRef ds:uri="http://purl.org/dc/elements/1.1/"/>
+    <ds:schemaRef ds:uri="http://schemas.openxmlformats.org/officeDocument/2006/bibliography"/>
   </ds:schemaRefs>
 </ds:datastoreItem>
 </file>
@@ -11757,9 +11745,9 @@
 </file>
 
 <file path=customXml/itemProps4.xml><?xml version="1.0" encoding="utf-8"?>
-<ds:datastoreItem xmlns:ds="http://schemas.openxmlformats.org/officeDocument/2006/customXml" ds:itemID="{C438ADBA-56D5-474C-BF2C-97C24DDF66BD}">
+<ds:datastoreItem xmlns:ds="http://schemas.openxmlformats.org/officeDocument/2006/customXml" ds:itemID="{2585761D-1AE9-4796-83E7-A2FC381967AF}">
   <ds:schemaRefs>
-    <ds:schemaRef ds:uri="http://schemas.openxmlformats.org/officeDocument/2006/bibliography"/>
+    <ds:schemaRef ds:uri="http://schemas.microsoft.com/sharepoint/v3/contenttype/forms"/>
   </ds:schemaRefs>
 </ds:datastoreItem>
 </file>